--- a/1952.10/1952年10月26日，与卫士的谈话__LLM初注.docx
+++ b/1952.10/1952年10月26日，与卫士的谈话__LLM初注.docx
@@ -49,13 +49,16 @@
       </w:r>
       <w:r>
         <w:rPr>
+          <w:rStyle w:val="FootnoteReference"/>
           <w:rFonts w:hint="eastAsia" w:ascii="仿宋" w:hAnsi="仿宋" w:eastAsia="仿宋" w:cs="仿宋"/>
           <w:sz w:val="36"/>
           <w:szCs w:val="36"/>
           <w:vertAlign w:val="superscript"/>
           <w:lang w:val="en-US" w:eastAsia="zh-CN"/>
         </w:rPr>
+        <w:t>[</w:t>
         <w:footnoteReference w:id="0"/>
+        <w:t>]</w:t>
       </w:r>
       <w:r>
         <w:rPr>

--- a/1952.10/1952年10月26日，与卫士的谈话__LLM初注.docx
+++ b/1952.10/1952年10月26日，与卫士的谈话__LLM初注.docx
@@ -39,36 +39,19 @@
       </w:r>
       <w:r>
         <w:rPr>
-          <w:rFonts w:hint="eastAsia" w:ascii="仿宋" w:hAnsi="仿宋" w:eastAsia="仿宋" w:cs="仿宋"/>
-          <w:sz w:val="36"/>
-          <w:szCs w:val="36"/>
+          <w:rStyle w:val="FootnoteReference"/>
           <w:vertAlign w:val="superscript"/>
-          <w:lang w:val="en-US" w:eastAsia="zh-CN"/>
-        </w:rPr>
-        <w:t>[</w:t>
+        </w:rPr>
+        <w:t>[1]</w:t>
       </w:r>
       <w:r>
         <w:rPr>
           <w:rStyle w:val="FootnoteReference"/>
-          <w:rFonts w:hint="eastAsia" w:ascii="仿宋" w:hAnsi="仿宋" w:eastAsia="仿宋" w:cs="仿宋"/>
-          <w:sz w:val="36"/>
-          <w:szCs w:val="36"/>
           <w:vertAlign w:val="superscript"/>
-          <w:lang w:val="en-US" w:eastAsia="zh-CN"/>
-        </w:rPr>
-        <w:t>[</w:t>
+          <w:vanish/>
+          <w:specVanish/>
+        </w:rPr>
         <w:footnoteReference w:id="0"/>
-        <w:t>]</w:t>
-      </w:r>
-      <w:r>
-        <w:rPr>
-          <w:rFonts w:hint="eastAsia" w:ascii="仿宋" w:hAnsi="仿宋" w:eastAsia="仿宋" w:cs="仿宋"/>
-          <w:sz w:val="36"/>
-          <w:szCs w:val="36"/>
-          <w:vertAlign w:val="superscript"/>
-          <w:lang w:val="en-US" w:eastAsia="zh-CN"/>
-        </w:rPr>
-        <w:t>]</w:t>
       </w:r>
     </w:p>
     <w:p>
@@ -398,33 +381,9 @@
       </w:pPr>
       <w:r>
         <w:rPr>
-          <w:rFonts w:hint="eastAsia" w:asciiTheme="minorEastAsia" w:hAnsiTheme="minorEastAsia" w:eastAsiaTheme="minorEastAsia" w:cstheme="minorBidi"/>
-          <w:kern w:val="2"/>
-          <w:sz w:val="21"/>
-          <w:szCs w:val="21"/>
-          <w:lang w:val="en-US" w:eastAsia="zh-CN" w:bidi="ar-SA"/>
-        </w:rPr>
-        <w:t>[</w:t>
-      </w:r>
-      <w:r>
-        <w:rPr>
-          <w:rFonts w:hint="eastAsia" w:asciiTheme="minorEastAsia" w:hAnsiTheme="minorEastAsia" w:eastAsiaTheme="minorEastAsia" w:cstheme="minorBidi"/>
-          <w:kern w:val="2"/>
-          <w:sz w:val="21"/>
-          <w:szCs w:val="21"/>
-          <w:lang w:val="en-US" w:eastAsia="zh-CN" w:bidi="ar-SA"/>
-        </w:rPr>
-        <w:footnoteRef/>
-      </w:r>
-      <w:r>
-        <w:rPr>
-          <w:rFonts w:hint="eastAsia" w:asciiTheme="minorEastAsia" w:hAnsiTheme="minorEastAsia" w:eastAsiaTheme="minorEastAsia" w:cstheme="minorBidi"/>
-          <w:kern w:val="2"/>
-          <w:sz w:val="21"/>
-          <w:szCs w:val="21"/>
-          <w:lang w:val="en-US" w:eastAsia="zh-CN" w:bidi="ar-SA"/>
-        </w:rPr>
-        <w:t>]</w:t>
+          <w:rStyle w:val="FootnoteReference"/>
+        </w:rPr>
+        <w:t>[1]</w:t>
       </w:r>
       <w:r>
         <w:rPr>
